--- a/public/cv/Naun_Flores_Resume_EN.docx
+++ b/public/cv/Naun_Flores_Resume_EN.docx
@@ -12,7 +12,7 @@
     </w:p>
     <w:p>
       <w:r>
-        <w:t xml:space="preserve">Senior Odoo Developer and Functional Consultant. Systems Engineer.</w:t>
+        <w:t xml:space="preserve">Technology consultant and software developer. Senior Odoo Developer. I implement management and inventory systems in large companies.</w:t>
       </w:r>
     </w:p>
     <w:p>
@@ -33,7 +33,7 @@
     </w:p>
     <w:p>
       <w:r>
-        <w:t xml:space="preserve">Systems engineer who designs, builds and rolls out Odoo ERP solutions end to end. Since 2020 I have worked with every Odoo release from version 11 to version 19, writing custom modules, migrating databases between versions and connecting Odoo to external systems with Python and FastAPI. On the functional side I specialise in accounting and payroll, and I also configure sales, inventory and purchasing flows. Today I lead the development and implementation team at GRUPO SOLUTECNO, where I turn business requirements into working software and guide clients from analysis to go-live.</w:t>
+        <w:t xml:space="preserve">Systems engineer and technology consultant who turns business processes into working software. Since 2020 I have led Odoo implementations end to end at GRUPO SOLUTECNO, across every release from version 11 to 19: requirements analysis, custom modules in Python and OWL, data migrations, FastAPI integrations and go-live. I specialise in accounting and payroll and have implemented management and inventory systems for large operations. I also build my own products, like LexOS, a virtual lawyer built on the complete case law of El Salvador.</w:t>
       </w:r>
     </w:p>
     <w:p>
@@ -61,11 +61,6 @@
       </w:r>
     </w:p>
     <w:p>
-      <w:r>
-        <w:t xml:space="preserve">Build Odoo modules across versions 11 to 19 and lead the team that implements them for client companies, acting as functional consultant for accounting and payroll.</w:t>
-      </w:r>
-    </w:p>
-    <w:p>
       <w:pPr>
         <w:pStyle w:val="ListParagraph"/>
         <w:numPr>
@@ -154,6 +149,26 @@
         <w:pStyle w:val="Heading1"/>
       </w:pPr>
       <w:r>
+        <w:t xml:space="preserve">Projects</w:t>
+      </w:r>
+    </w:p>
+    <w:p>
+      <w:pPr>
+        <w:pStyle w:val="ListParagraph"/>
+        <w:numPr>
+          <w:ilvl w:val="0"/>
+          <w:numId w:val="1"/>
+        </w:numPr>
+      </w:pPr>
+      <w:r>
+        <w:t xml:space="preserve">LexOS: A virtual lawyer built on the complete case law of El Salvador.</w:t>
+      </w:r>
+    </w:p>
+    <w:p>
+      <w:pPr>
+        <w:pStyle w:val="Heading1"/>
+      </w:pPr>
+      <w:r>
         <w:t xml:space="preserve">Functional expertise</w:t>
       </w:r>
     </w:p>
@@ -202,7 +217,7 @@
         </w:numPr>
       </w:pPr>
       <w:r>
-        <w:t xml:space="preserve">Inventory: Stock control, inventory valuation, lots and serial-number traceability.</w:t>
+        <w:t xml:space="preserve">Inventory: Stock control and valuation, lot and serial-number traceability, large catalogues.</w:t>
       </w:r>
     </w:p>
     <w:p>
@@ -218,11 +233,6 @@
       </w:r>
     </w:p>
     <w:p>
-      <w:r>
-        <w:t xml:space="preserve">Odoo versions: 11, 12, 13, 14, 15, 16, 17, 18, 19.</w:t>
-      </w:r>
-    </w:p>
-    <w:p>
       <w:pPr>
         <w:pStyle w:val="Heading1"/>
       </w:pPr>
@@ -232,7 +242,7 @@
     </w:p>
     <w:p>
       <w:r>
-        <w:t xml:space="preserve">Python, Odoo ORM, OWL, JavaScript, XML / QWeb, FastAPI, PostgreSQL, Git.</w:t>
+        <w:t xml:space="preserve">Odoo, Python, OWL, FastAPI, JavaScript, PostgreSQL, XML / QWeb, Git.</w:t>
       </w:r>
     </w:p>
     <w:p>
@@ -269,7 +279,7 @@
     </w:p>
     <w:p>
       <w:r>
-        <w:t xml:space="preserve">Spanish: Native</w:t>
+        <w:t xml:space="preserve">Spanish: Native. English: Intermediate</w:t>
       </w:r>
     </w:p>
     <w:sectPr>

--- a/public/cv/Naun_Flores_Resume_EN.docx
+++ b/public/cv/Naun_Flores_Resume_EN.docx
@@ -6,6 +6,54 @@
       <w:pPr>
         <w:pStyle w:val="Title"/>
       </w:pPr>
+      <w:r>
+        <w:drawing>
+          <wp:anchor distT="0" distB="0" distL="182880" distR="0" simplePos="0" allowOverlap="1" behindDoc="0" locked="0" layoutInCell="1" relativeHeight="863600">
+            <wp:simplePos x="0" y="0"/>
+            <wp:positionH relativeFrom="margin">
+              <wp:align>right</wp:align>
+            </wp:positionH>
+            <wp:positionV relativeFrom="margin">
+              <wp:align>top</wp:align>
+            </wp:positionV>
+            <wp:extent cx="863600" cy="863600"/>
+            <wp:effectExtent t="0" r="0" b="0" l="0"/>
+            <wp:wrapSquare wrapText="left" distL="182880"/>
+            <wp:docPr id="1" name="Naun Flores" descr="Naun Flores" title="Naun Flores"/>
+            <wp:cNvGraphicFramePr>
+              <a:graphicFrameLocks xmlns:a="http://schemas.openxmlformats.org/drawingml/2006/main" noChangeAspect="1"/>
+            </wp:cNvGraphicFramePr>
+            <a:graphic xmlns:a="http://schemas.openxmlformats.org/drawingml/2006/main">
+              <a:graphicData uri="http://schemas.openxmlformats.org/drawingml/2006/picture">
+                <pic:pic xmlns:pic="http://schemas.openxmlformats.org/drawingml/2006/picture">
+                  <pic:nvPicPr>
+                    <pic:cNvPr id="0" name="" descr=""/>
+                    <pic:cNvPicPr>
+                      <a:picLocks noChangeAspect="1" noChangeArrowheads="1"/>
+                    </pic:cNvPicPr>
+                  </pic:nvPicPr>
+                  <pic:blipFill>
+                    <a:blip r:embed="rId7" cstate="none"/>
+                    <a:srcRect/>
+                    <a:stretch>
+                      <a:fillRect/>
+                    </a:stretch>
+                  </pic:blipFill>
+                  <pic:spPr bwMode="auto">
+                    <a:xfrm>
+                      <a:off x="0" y="0"/>
+                      <a:ext cx="863600" cy="863600"/>
+                    </a:xfrm>
+                    <a:prstGeom prst="rect">
+                      <a:avLst/>
+                    </a:prstGeom>
+                  </pic:spPr>
+                </pic:pic>
+              </a:graphicData>
+            </a:graphic>
+          </wp:anchor>
+        </w:drawing>
+      </w:r>
       <w:r>
         <w:t xml:space="preserve">Naun Flores</w:t>
       </w:r>

--- a/public/cv/Naun_Flores_Resume_EN.docx
+++ b/public/cv/Naun_Flores_Resume_EN.docx
@@ -8,7 +8,7 @@
       </w:pPr>
       <w:r>
         <w:drawing>
-          <wp:anchor distT="0" distB="0" distL="182880" distR="0" simplePos="0" allowOverlap="1" behindDoc="0" locked="0" layoutInCell="1" relativeHeight="863600">
+          <wp:anchor distT="0" distB="0" distL="182880" distR="0" simplePos="0" allowOverlap="1" behindDoc="0" locked="0" layoutInCell="1" relativeHeight="965200">
             <wp:simplePos x="0" y="0"/>
             <wp:positionH relativeFrom="margin">
               <wp:align>right</wp:align>
@@ -16,7 +16,7 @@
             <wp:positionV relativeFrom="margin">
               <wp:align>top</wp:align>
             </wp:positionV>
-            <wp:extent cx="863600" cy="863600"/>
+            <wp:extent cx="965200" cy="965200"/>
             <wp:effectExtent t="0" r="0" b="0" l="0"/>
             <wp:wrapSquare wrapText="left" distL="182880"/>
             <wp:docPr id="1" name="Naun Flores" descr="Naun Flores" title="Naun Flores"/>
@@ -42,7 +42,7 @@
                   <pic:spPr bwMode="auto">
                     <a:xfrm>
                       <a:off x="0" y="0"/>
-                      <a:ext cx="863600" cy="863600"/>
+                      <a:ext cx="965200" cy="965200"/>
                     </a:xfrm>
                     <a:prstGeom prst="rect">
                       <a:avLst/>
@@ -59,16 +59,46 @@
       </w:r>
     </w:p>
     <w:p>
-      <w:r>
-        <w:t xml:space="preserve">Technology consultant and software developer. Senior Odoo Developer. I implement management and inventory systems in large companies.</w:t>
-      </w:r>
-    </w:p>
-    <w:p>
-      <w:r>
-        <w:rPr>
-          <w:color w:val="333333"/>
-        </w:rPr>
-        <w:t xml:space="preserve">El Salvador | linkedin.com/in/naun-flores-485051174 | github.com/naunflores620</w:t>
+      <w:pPr>
+        <w:spacing w:after="20"/>
+      </w:pPr>
+      <w:r>
+        <w:rPr>
+          <w:b/>
+          <w:bCs/>
+          <w:sz w:val="24"/>
+          <w:szCs w:val="24"/>
+        </w:rPr>
+        <w:t xml:space="preserve">Technology consultant and software developer</w:t>
+      </w:r>
+    </w:p>
+    <w:p>
+      <w:pPr>
+        <w:spacing w:after="100"/>
+      </w:pPr>
+      <w:r>
+        <w:rPr>
+          <w:color w:val="5F6773"/>
+          <w:sz w:val="20"/>
+          <w:szCs w:val="20"/>
+        </w:rPr>
+        <w:t xml:space="preserve">Senior Odoo Developer. I implement management and inventory systems in large companies.</w:t>
+      </w:r>
+    </w:p>
+    <w:p>
+      <w:pPr>
+        <w:pBdr>
+          <w:bottom w:val="single" w:color="111316" w:sz="16" w:space="8"/>
+        </w:pBdr>
+        <w:spacing w:after="160"/>
+      </w:pPr>
+      <w:r>
+        <w:rPr>
+          <w:color w:val="5F6773"/>
+          <w:sz w:val="18"/>
+          <w:szCs w:val="18"/>
+        </w:rPr>
+        <w:t xml:space="preserve">El Salvador | naunflores.com | linkedin.com/in/naun-flores-485051174 | github.com/naunflores620</w:t>
       </w:r>
     </w:p>
     <w:p>
@@ -95,17 +125,32 @@
     <w:p>
       <w:pPr>
         <w:pStyle w:val="Heading2"/>
+        <w:tabs>
+          <w:tab w:val="right" w:pos="9360"/>
+        </w:tabs>
       </w:pPr>
       <w:r>
         <w:t xml:space="preserve">Senior Odoo Developer, Development and Implementation Lead</w:t>
       </w:r>
-    </w:p>
-    <w:p>
-      <w:r>
-        <w:rPr>
-          <w:color w:val="333333"/>
-        </w:rPr>
-        <w:t xml:space="preserve">GRUPO SOLUTECNO, S.A. DE C.V. | El Salvador, full-time | Jan 2020 – Present</w:t>
+      <w:r>
+        <w:rPr>
+          <w:b w:val="false"/>
+          <w:bCs w:val="false"/>
+          <w:color w:val="5F6773"/>
+          <w:sz w:val="18"/>
+          <w:szCs w:val="18"/>
+        </w:rPr>
+        <w:t xml:space="preserve">	Jan 2020 – Present</w:t>
+      </w:r>
+    </w:p>
+    <w:p>
+      <w:r>
+        <w:rPr>
+          <w:color w:val="5F6773"/>
+          <w:sz w:val="18"/>
+          <w:szCs w:val="18"/>
+        </w:rPr>
+        <w:t xml:space="preserve">GRUPO SOLUTECNO, S.A. DE C.V., El Salvador, full-time</w:t>
       </w:r>
     </w:p>
     <w:p>
@@ -115,6 +160,7 @@
           <w:ilvl w:val="0"/>
           <w:numId w:val="1"/>
         </w:numPr>
+        <w:spacing w:after="30"/>
       </w:pPr>
       <w:r>
         <w:t xml:space="preserve">Lead the development and implementation team, planning the work and keeping projects on schedule.</w:t>
@@ -127,6 +173,7 @@
           <w:ilvl w:val="0"/>
           <w:numId w:val="1"/>
         </w:numPr>
+        <w:spacing w:after="30"/>
       </w:pPr>
       <w:r>
         <w:t xml:space="preserve">Coordinate functional and technical consultants from requirements analysis to go-live.</w:t>
@@ -139,6 +186,7 @@
           <w:ilvl w:val="0"/>
           <w:numId w:val="1"/>
         </w:numPr>
+        <w:spacing w:after="30"/>
       </w:pPr>
       <w:r>
         <w:t xml:space="preserve">Map each client’s accounting and payroll processes onto Odoo as functional consultant.</w:t>
@@ -151,6 +199,7 @@
           <w:ilvl w:val="0"/>
           <w:numId w:val="1"/>
         </w:numPr>
+        <w:spacing w:after="30"/>
       </w:pPr>
       <w:r>
         <w:t xml:space="preserve">Develop custom modules in Python, XML/QWeb and JavaScript (OWL) on top of the Odoo ORM.</w:t>
@@ -163,6 +212,7 @@
           <w:ilvl w:val="0"/>
           <w:numId w:val="1"/>
         </w:numPr>
+        <w:spacing w:after="30"/>
       </w:pPr>
       <w:r>
         <w:t xml:space="preserve">Migrate modules and databases between Odoo versions while preserving business data.</w:t>
@@ -175,6 +225,7 @@
           <w:ilvl w:val="0"/>
           <w:numId w:val="1"/>
         </w:numPr>
+        <w:spacing w:after="30"/>
       </w:pPr>
       <w:r>
         <w:t xml:space="preserve">Optimise the performance of views, reports and scheduled jobs on PostgreSQL.</w:t>
@@ -187,6 +238,7 @@
           <w:ilvl w:val="0"/>
           <w:numId w:val="1"/>
         </w:numPr>
+        <w:spacing w:after="30"/>
       </w:pPr>
       <w:r>
         <w:t xml:space="preserve">Integrate Odoo with external systems through its APIs and services built with FastAPI.</w:t>
@@ -202,14 +254,17 @@
     </w:p>
     <w:p>
       <w:pPr>
-        <w:pStyle w:val="ListParagraph"/>
-        <w:numPr>
-          <w:ilvl w:val="0"/>
-          <w:numId w:val="1"/>
-        </w:numPr>
-      </w:pPr>
-      <w:r>
-        <w:t xml:space="preserve">LexOS: A virtual lawyer built on the complete case law of El Salvador.</w:t>
+        <w:spacing w:after="40"/>
+      </w:pPr>
+      <w:r>
+        <w:rPr>
+          <w:b/>
+          <w:bCs/>
+        </w:rPr>
+        <w:t xml:space="preserve">LexOS. </w:t>
+      </w:r>
+      <w:r>
+        <w:t xml:space="preserve">A virtual lawyer built on the complete case law of El Salvador.</w:t>
       </w:r>
     </w:p>
     <w:p>
@@ -222,62 +277,77 @@
     </w:p>
     <w:p>
       <w:pPr>
-        <w:pStyle w:val="ListParagraph"/>
-        <w:numPr>
-          <w:ilvl w:val="0"/>
-          <w:numId w:val="1"/>
-        </w:numPr>
-      </w:pPr>
-      <w:r>
-        <w:t xml:space="preserve">Accounting: Chart of accounts, tax localisation, bank reconciliation, financial statements and reports.</w:t>
-      </w:r>
-    </w:p>
-    <w:p>
-      <w:pPr>
-        <w:pStyle w:val="ListParagraph"/>
-        <w:numPr>
-          <w:ilvl w:val="0"/>
-          <w:numId w:val="1"/>
-        </w:numPr>
-      </w:pPr>
-      <w:r>
-        <w:t xml:space="preserve">Payroll: Salary rules, earnings and deductions, benefits, social security contributions and payslips.</w:t>
-      </w:r>
-    </w:p>
-    <w:p>
-      <w:pPr>
-        <w:pStyle w:val="ListParagraph"/>
-        <w:numPr>
-          <w:ilvl w:val="0"/>
-          <w:numId w:val="1"/>
-        </w:numPr>
-      </w:pPr>
-      <w:r>
-        <w:t xml:space="preserve">Sales: CRM pipeline, quotations, sales orders and electronic invoicing.</w:t>
-      </w:r>
-    </w:p>
-    <w:p>
-      <w:pPr>
-        <w:pStyle w:val="ListParagraph"/>
-        <w:numPr>
-          <w:ilvl w:val="0"/>
-          <w:numId w:val="1"/>
-        </w:numPr>
-      </w:pPr>
-      <w:r>
-        <w:t xml:space="preserve">Inventory: Stock control and valuation, lot and serial-number traceability, large catalogues.</w:t>
-      </w:r>
-    </w:p>
-    <w:p>
-      <w:pPr>
-        <w:pStyle w:val="ListParagraph"/>
-        <w:numPr>
-          <w:ilvl w:val="0"/>
-          <w:numId w:val="1"/>
-        </w:numPr>
-      </w:pPr>
-      <w:r>
-        <w:t xml:space="preserve">Purchasing: Purchase requisitions, purchase orders and goods receipts.</w:t>
+        <w:spacing w:after="40"/>
+      </w:pPr>
+      <w:r>
+        <w:rPr>
+          <w:b/>
+          <w:bCs/>
+        </w:rPr>
+        <w:t xml:space="preserve">Accounting. </w:t>
+      </w:r>
+      <w:r>
+        <w:t xml:space="preserve">Chart of accounts, tax localisation, bank reconciliation, financial statements and reports.</w:t>
+      </w:r>
+    </w:p>
+    <w:p>
+      <w:pPr>
+        <w:spacing w:after="40"/>
+      </w:pPr>
+      <w:r>
+        <w:rPr>
+          <w:b/>
+          <w:bCs/>
+        </w:rPr>
+        <w:t xml:space="preserve">Payroll. </w:t>
+      </w:r>
+      <w:r>
+        <w:t xml:space="preserve">Salary rules, earnings and deductions, benefits, social security contributions and payslips.</w:t>
+      </w:r>
+    </w:p>
+    <w:p>
+      <w:pPr>
+        <w:spacing w:after="40"/>
+      </w:pPr>
+      <w:r>
+        <w:rPr>
+          <w:b/>
+          <w:bCs/>
+        </w:rPr>
+        <w:t xml:space="preserve">Sales. </w:t>
+      </w:r>
+      <w:r>
+        <w:t xml:space="preserve">CRM pipeline, quotations, sales orders and electronic invoicing.</w:t>
+      </w:r>
+    </w:p>
+    <w:p>
+      <w:pPr>
+        <w:spacing w:after="40"/>
+      </w:pPr>
+      <w:r>
+        <w:rPr>
+          <w:b/>
+          <w:bCs/>
+        </w:rPr>
+        <w:t xml:space="preserve">Inventory. </w:t>
+      </w:r>
+      <w:r>
+        <w:t xml:space="preserve">Stock control and valuation, lot and serial-number traceability, large catalogues.</w:t>
+      </w:r>
+    </w:p>
+    <w:p>
+      <w:pPr>
+        <w:spacing w:after="40"/>
+      </w:pPr>
+      <w:r>
+        <w:rPr>
+          <w:b/>
+          <w:bCs/>
+        </w:rPr>
+        <w:t xml:space="preserve">Purchasing. </w:t>
+      </w:r>
+      <w:r>
+        <w:t xml:space="preserve">Purchase requisitions, purchase orders and goods receipts.</w:t>
       </w:r>
     </w:p>
     <w:p>
@@ -290,7 +360,7 @@
     </w:p>
     <w:p>
       <w:r>
-        <w:t xml:space="preserve">Odoo, Python, OWL, FastAPI, JavaScript, PostgreSQL, XML / QWeb, Git.</w:t>
+        <w:t xml:space="preserve">Odoo  ·  Python  ·  OWL  ·  FastAPI  ·  JavaScript  ·  PostgreSQL  ·  XML / QWeb  ·  Git</w:t>
       </w:r>
     </w:p>
     <w:p>
@@ -304,17 +374,32 @@
     <w:p>
       <w:pPr>
         <w:pStyle w:val="Heading2"/>
+        <w:tabs>
+          <w:tab w:val="right" w:pos="9360"/>
+        </w:tabs>
       </w:pPr>
       <w:r>
         <w:t xml:space="preserve">Systems Engineering (Ingeniería de Sistemas Informáticos)</w:t>
       </w:r>
-    </w:p>
-    <w:p>
-      <w:r>
-        <w:rPr>
-          <w:color w:val="333333"/>
-        </w:rPr>
-        <w:t xml:space="preserve">Universidad de El Salvador | 2016–2021</w:t>
+      <w:r>
+        <w:rPr>
+          <w:b w:val="false"/>
+          <w:bCs w:val="false"/>
+          <w:color w:val="5F6773"/>
+          <w:sz w:val="18"/>
+          <w:szCs w:val="18"/>
+        </w:rPr>
+        <w:t xml:space="preserve">	2016 – 2021</w:t>
+      </w:r>
+    </w:p>
+    <w:p>
+      <w:r>
+        <w:rPr>
+          <w:color w:val="5F6773"/>
+          <w:sz w:val="18"/>
+          <w:szCs w:val="18"/>
+        </w:rPr>
+        <w:t xml:space="preserve">Universidad de El Salvador</w:t>
       </w:r>
     </w:p>
     <w:p>
@@ -327,12 +412,12 @@
     </w:p>
     <w:p>
       <w:r>
-        <w:t xml:space="preserve">Spanish: Native. English: Intermediate</w:t>
+        <w:t xml:space="preserve">Spanish: Native  ·  English: Intermediate</w:t>
       </w:r>
     </w:p>
     <w:sectPr>
       <w:pgSz w:w="11906" w:h="16838" w:orient="portrait"/>
-      <w:pgMar w:top="1080" w:right="1080" w:bottom="1080" w:left="1080" w:header="708" w:footer="708" w:gutter="0"/>
+      <w:pgMar w:top="720" w:right="1008" w:bottom="720" w:left="1008" w:header="708" w:footer="708" w:gutter="0"/>
       <w:pgNumType/>
       <w:docGrid w:linePitch="360"/>
     </w:sectPr>
@@ -515,13 +600,14 @@
     <w:rPrDefault>
       <w:rPr>
         <w:rFonts w:ascii="Arial" w:cs="Arial" w:eastAsia="Arial" w:hAnsi="Arial"/>
-        <w:sz w:val="21"/>
-        <w:szCs w:val="21"/>
+        <w:color w:val="111316"/>
+        <w:sz w:val="19"/>
+        <w:szCs w:val="19"/>
       </w:rPr>
     </w:rPrDefault>
     <w:pPrDefault>
       <w:pPr>
-        <w:spacing w:after="80"/>
+        <w:spacing w:after="60"/>
       </w:pPr>
     </w:pPrDefault>
   </w:docDefaults>
@@ -687,15 +773,15 @@
     <w:name w:val="Title"/>
     <w:basedOn w:val="Normal"/>
     <w:pPr>
-      <w:spacing w:after="80"/>
+      <w:spacing w:after="60"/>
     </w:pPr>
     <w:rPr>
       <w:rFonts w:ascii="Arial" w:cs="Arial" w:eastAsia="Arial" w:hAnsi="Arial"/>
       <w:b/>
       <w:bCs/>
-      <w:color w:val="000000"/>
-      <w:sz w:val="40"/>
-      <w:szCs w:val="40"/>
+      <w:color w:val="111316"/>
+      <w:sz w:val="52"/>
+      <w:szCs w:val="52"/>
     </w:rPr>
   </w:style>
   <w:style w:type="paragraph" w:styleId="Heading1">
@@ -703,15 +789,18 @@
     <w:basedOn w:val="Normal"/>
     <w:next w:val="Normal"/>
     <w:pPr>
-      <w:spacing w:after="80" w:before="280"/>
+      <w:pBdr>
+        <w:bottom w:val="single" w:color="D5DAE1" w:sz="6" w:space="2"/>
+      </w:pBdr>
+      <w:spacing w:after="80" w:before="220"/>
     </w:pPr>
     <w:rPr>
       <w:rFonts w:ascii="Arial" w:cs="Arial" w:eastAsia="Arial" w:hAnsi="Arial"/>
       <w:b/>
       <w:bCs/>
-      <w:color w:val="000000"/>
-      <w:sz w:val="24"/>
-      <w:szCs w:val="24"/>
+      <w:color w:val="111316"/>
+      <w:sz w:val="21"/>
+      <w:szCs w:val="21"/>
     </w:rPr>
   </w:style>
   <w:style w:type="paragraph" w:styleId="Heading2">
@@ -719,15 +808,15 @@
     <w:basedOn w:val="Normal"/>
     <w:next w:val="Normal"/>
     <w:pPr>
-      <w:spacing w:after="0" w:before="160"/>
+      <w:spacing w:after="0" w:before="80"/>
     </w:pPr>
     <w:rPr>
       <w:rFonts w:ascii="Arial" w:cs="Arial" w:eastAsia="Arial" w:hAnsi="Arial"/>
       <w:b/>
       <w:bCs/>
-      <w:color w:val="000000"/>
-      <w:sz w:val="21"/>
-      <w:szCs w:val="21"/>
+      <w:color w:val="111316"/>
+      <w:sz w:val="20"/>
+      <w:szCs w:val="20"/>
     </w:rPr>
   </w:style>
 </w:styles>

--- a/public/cv/Naun_Flores_Resume_EN.docx
+++ b/public/cv/Naun_Flores_Resume_EN.docx
@@ -33,7 +33,7 @@
                     </pic:cNvPicPr>
                   </pic:nvPicPr>
                   <pic:blipFill>
-                    <a:blip r:embed="rId7" cstate="none"/>
+                    <a:blip r:embed="rId11" cstate="none"/>
                     <a:srcRect/>
                     <a:stretch>
                       <a:fillRect/>
@@ -60,7 +60,7 @@
     </w:p>
     <w:p>
       <w:pPr>
-        <w:spacing w:after="20"/>
+        <w:spacing w:after="100"/>
       </w:pPr>
       <w:r>
         <w:rPr>
@@ -69,20 +69,7 @@
           <w:sz w:val="24"/>
           <w:szCs w:val="24"/>
         </w:rPr>
-        <w:t xml:space="preserve">Technology consultant and software developer</w:t>
-      </w:r>
-    </w:p>
-    <w:p>
-      <w:pPr>
-        <w:spacing w:after="100"/>
-      </w:pPr>
-      <w:r>
-        <w:rPr>
-          <w:color w:val="5F6773"/>
-          <w:sz w:val="20"/>
-          <w:szCs w:val="20"/>
-        </w:rPr>
-        <w:t xml:space="preserve">Senior Odoo Developer. I implement management and inventory systems in large companies.</w:t>
+        <w:t xml:space="preserve">Senior Odoo Developer · Technical-Functional Consultant</w:t>
       </w:r>
     </w:p>
     <w:p>
@@ -98,8 +85,80 @@
           <w:sz w:val="18"/>
           <w:szCs w:val="18"/>
         </w:rPr>
-        <w:t xml:space="preserve">El Salvador | naunflores.com | linkedin.com/in/naun-flores-485051174 | github.com/naunflores620</w:t>
-      </w:r>
+        <w:t xml:space="preserve">El Salvador</w:t>
+      </w:r>
+      <w:r>
+        <w:rPr>
+          <w:color w:val="D5DAE1"/>
+          <w:sz w:val="18"/>
+          <w:szCs w:val="18"/>
+        </w:rPr>
+        <w:t xml:space="preserve"> | </w:t>
+      </w:r>
+      <w:hyperlink w:history="1" r:id="rIdwygpwyh215ms-rfkrcs_9">
+        <w:r>
+          <w:rPr>
+            <w:color w:val="111316"/>
+            <w:sz w:val="18"/>
+            <w:szCs w:val="18"/>
+          </w:rPr>
+          <w:t xml:space="preserve">naunflores620@gmail.com</w:t>
+        </w:r>
+      </w:hyperlink>
+      <w:r>
+        <w:rPr>
+          <w:color w:val="D5DAE1"/>
+          <w:sz w:val="18"/>
+          <w:szCs w:val="18"/>
+        </w:rPr>
+        <w:t xml:space="preserve"> | </w:t>
+      </w:r>
+      <w:hyperlink w:history="1" r:id="rIdn4ozplsohpdbeuumkxhza">
+        <w:r>
+          <w:rPr>
+            <w:color w:val="111316"/>
+            <w:sz w:val="18"/>
+            <w:szCs w:val="18"/>
+          </w:rPr>
+          <w:t xml:space="preserve">naunflores.com</w:t>
+        </w:r>
+      </w:hyperlink>
+      <w:r>
+        <w:rPr>
+          <w:color w:val="D5DAE1"/>
+          <w:sz w:val="18"/>
+          <w:szCs w:val="18"/>
+        </w:rPr>
+        <w:t xml:space="preserve"> | </w:t>
+      </w:r>
+      <w:hyperlink w:history="1" r:id="rIdtwd0dzm6pbson_orz_e09">
+        <w:r>
+          <w:rPr>
+            <w:color w:val="111316"/>
+            <w:sz w:val="18"/>
+            <w:szCs w:val="18"/>
+          </w:rPr>
+          <w:t xml:space="preserve">LinkedIn</w:t>
+        </w:r>
+      </w:hyperlink>
+      <w:r>
+        <w:rPr>
+          <w:color w:val="D5DAE1"/>
+          <w:sz w:val="18"/>
+          <w:szCs w:val="18"/>
+        </w:rPr>
+        <w:t xml:space="preserve"> | </w:t>
+      </w:r>
+      <w:hyperlink w:history="1" r:id="rIddtmsni88q38ynddbra5ug">
+        <w:r>
+          <w:rPr>
+            <w:color w:val="111316"/>
+            <w:sz w:val="18"/>
+            <w:szCs w:val="18"/>
+          </w:rPr>
+          <w:t xml:space="preserve">GitHub</w:t>
+        </w:r>
+      </w:hyperlink>
     </w:p>
     <w:p>
       <w:pPr>
@@ -111,7 +170,7 @@
     </w:p>
     <w:p>
       <w:r>
-        <w:t xml:space="preserve">Systems engineer and technology consultant who turns business processes into working software. Since 2020 I have led Odoo implementations end to end at GRUPO SOLUTECNO, across every release from version 11 to 19: requirements analysis, custom modules in Python and OWL, data migrations, FastAPI integrations and go-live. I specialise in accounting and payroll and have implemented management and inventory systems for large operations. I also build my own products, like LexOS, a virtual lawyer built on the complete case law of El Salvador.</w:t>
+        <w:t xml:space="preserve">Senior Odoo developer and technical-functional consultant, working with Odoo since 2020. I take companies from process analysis to go-live: requirements, custom development, integrations and data migration. My edge is combining development with functional knowledge of accounting and payroll, so what I build fits how the business really operates, including management and inventory processes in large operations.</w:t>
       </w:r>
     </w:p>
     <w:p>
@@ -163,7 +222,7 @@
         <w:spacing w:after="30"/>
       </w:pPr>
       <w:r>
-        <w:t xml:space="preserve">Lead the development and implementation team, planning the work and keeping projects on schedule.</w:t>
+        <w:t xml:space="preserve">Lead the development and implementation team, coordinating functional and technical consultants from requirements analysis to go-live.</w:t>
       </w:r>
     </w:p>
     <w:p>
@@ -176,7 +235,7 @@
         <w:spacing w:after="30"/>
       </w:pPr>
       <w:r>
-        <w:t xml:space="preserve">Coordinate functional and technical consultants from requirements analysis to go-live.</w:t>
+        <w:t xml:space="preserve">Translate clients’ accounting and payroll processes into Odoo configuration and custom functionality as technical-functional consultant.</w:t>
       </w:r>
     </w:p>
     <w:p>
@@ -189,7 +248,7 @@
         <w:spacing w:after="30"/>
       </w:pPr>
       <w:r>
-        <w:t xml:space="preserve">Map each client’s accounting and payroll processes onto Odoo as functional consultant.</w:t>
+        <w:t xml:space="preserve">Implement management and inventory processes for companies with large operations.</w:t>
       </w:r>
     </w:p>
     <w:p>
@@ -202,7 +261,7 @@
         <w:spacing w:after="30"/>
       </w:pPr>
       <w:r>
-        <w:t xml:space="preserve">Develop custom modules in Python, XML/QWeb and JavaScript (OWL) on top of the Odoo ORM.</w:t>
+        <w:t xml:space="preserve">Develop custom modules with the Odoo ORM, Python, XML/QWeb and OWL, and optimise slow views, reports and scheduled jobs on PostgreSQL.</w:t>
       </w:r>
     </w:p>
     <w:p>
@@ -215,7 +274,7 @@
         <w:spacing w:after="30"/>
       </w:pPr>
       <w:r>
-        <w:t xml:space="preserve">Migrate modules and databases between Odoo versions while preserving business data.</w:t>
+        <w:t xml:space="preserve">Migrate modules and databases between Odoo versions, from 11 to 19, preserving business data.</w:t>
       </w:r>
     </w:p>
     <w:p>
@@ -228,19 +287,6 @@
         <w:spacing w:after="30"/>
       </w:pPr>
       <w:r>
-        <w:t xml:space="preserve">Optimise the performance of views, reports and scheduled jobs on PostgreSQL.</w:t>
-      </w:r>
-    </w:p>
-    <w:p>
-      <w:pPr>
-        <w:pStyle w:val="ListParagraph"/>
-        <w:numPr>
-          <w:ilvl w:val="0"/>
-          <w:numId w:val="1"/>
-        </w:numPr>
-        <w:spacing w:after="30"/>
-      </w:pPr>
-      <w:r>
         <w:t xml:space="preserve">Integrate Odoo with external systems through its APIs and services built with FastAPI.</w:t>
       </w:r>
     </w:p>
@@ -264,7 +310,7 @@
         <w:t xml:space="preserve">LexOS. </w:t>
       </w:r>
       <w:r>
-        <w:t xml:space="preserve">A virtual lawyer built on the complete case law of El Salvador.</w:t>
+        <w:t xml:space="preserve">Own product: a virtual legal assistant built on case law from El Salvador.</w:t>
       </w:r>
     </w:p>
     <w:p>
@@ -272,7 +318,7 @@
         <w:pStyle w:val="Heading1"/>
       </w:pPr>
       <w:r>
-        <w:t xml:space="preserve">Functional expertise</w:t>
+        <w:t xml:space="preserve">Technical skills</w:t>
       </w:r>
     </w:p>
     <w:p>
@@ -284,10 +330,10 @@
           <w:b/>
           <w:bCs/>
         </w:rPr>
-        <w:t xml:space="preserve">Accounting. </w:t>
-      </w:r>
-      <w:r>
-        <w:t xml:space="preserve">Chart of accounts, tax localisation, bank reconciliation, financial statements and reports.</w:t>
+        <w:t xml:space="preserve">Odoo development. </w:t>
+      </w:r>
+      <w:r>
+        <w:t xml:space="preserve">Odoo ORM, Custom modules, XML / QWeb, OWL.</w:t>
       </w:r>
     </w:p>
     <w:p>
@@ -299,10 +345,10 @@
           <w:b/>
           <w:bCs/>
         </w:rPr>
-        <w:t xml:space="preserve">Payroll. </w:t>
-      </w:r>
-      <w:r>
-        <w:t xml:space="preserve">Salary rules, earnings and deductions, benefits, social security contributions and payslips.</w:t>
+        <w:t xml:space="preserve">Backend and integrations. </w:t>
+      </w:r>
+      <w:r>
+        <w:t xml:space="preserve">Python, FastAPI, APIs.</w:t>
       </w:r>
     </w:p>
     <w:p>
@@ -314,10 +360,10 @@
           <w:b/>
           <w:bCs/>
         </w:rPr>
-        <w:t xml:space="preserve">Sales. </w:t>
-      </w:r>
-      <w:r>
-        <w:t xml:space="preserve">CRM pipeline, quotations, sales orders and electronic invoicing.</w:t>
+        <w:t xml:space="preserve">Frontend. </w:t>
+      </w:r>
+      <w:r>
+        <w:t xml:space="preserve">JavaScript, OWL.</w:t>
       </w:r>
     </w:p>
     <w:p>
@@ -329,10 +375,18 @@
           <w:b/>
           <w:bCs/>
         </w:rPr>
-        <w:t xml:space="preserve">Inventory. </w:t>
-      </w:r>
-      <w:r>
-        <w:t xml:space="preserve">Stock control and valuation, lot and serial-number traceability, large catalogues.</w:t>
+        <w:t xml:space="preserve">Data and tools. </w:t>
+      </w:r>
+      <w:r>
+        <w:t xml:space="preserve">PostgreSQL, Git.</w:t>
+      </w:r>
+    </w:p>
+    <w:p>
+      <w:pPr>
+        <w:pStyle w:val="Heading1"/>
+      </w:pPr>
+      <w:r>
+        <w:t xml:space="preserve">Functional expertise</w:t>
       </w:r>
     </w:p>
     <w:p>
@@ -344,23 +398,70 @@
           <w:b/>
           <w:bCs/>
         </w:rPr>
+        <w:t xml:space="preserve">Accounting. </w:t>
+      </w:r>
+      <w:r>
+        <w:t xml:space="preserve">Chart of accounts, journals, bank reconciliation, financial statements and accounting reports.</w:t>
+      </w:r>
+    </w:p>
+    <w:p>
+      <w:pPr>
+        <w:spacing w:after="40"/>
+      </w:pPr>
+      <w:r>
+        <w:rPr>
+          <w:b/>
+          <w:bCs/>
+        </w:rPr>
+        <w:t xml:space="preserve">Payroll. </w:t>
+      </w:r>
+      <w:r>
+        <w:t xml:space="preserve">Salary rules, earnings and deductions, benefits, social security contributions and payslips.</w:t>
+      </w:r>
+    </w:p>
+    <w:p>
+      <w:pPr>
+        <w:spacing w:after="40"/>
+      </w:pPr>
+      <w:r>
+        <w:rPr>
+          <w:b/>
+          <w:bCs/>
+        </w:rPr>
+        <w:t xml:space="preserve">Inventory. </w:t>
+      </w:r>
+      <w:r>
+        <w:t xml:space="preserve">Stock control and valuation, lot and serial-number traceability, large product catalogues.</w:t>
+      </w:r>
+    </w:p>
+    <w:p>
+      <w:pPr>
+        <w:spacing w:after="40"/>
+      </w:pPr>
+      <w:r>
+        <w:rPr>
+          <w:b/>
+          <w:bCs/>
+        </w:rPr>
+        <w:t xml:space="preserve">Sales. </w:t>
+      </w:r>
+      <w:r>
+        <w:t xml:space="preserve">CRM pipeline, quotations, sales orders and electronic invoicing.</w:t>
+      </w:r>
+    </w:p>
+    <w:p>
+      <w:pPr>
+        <w:spacing w:after="40"/>
+      </w:pPr>
+      <w:r>
+        <w:rPr>
+          <w:b/>
+          <w:bCs/>
+        </w:rPr>
         <w:t xml:space="preserve">Purchasing. </w:t>
       </w:r>
       <w:r>
         <w:t xml:space="preserve">Purchase requisitions, purchase orders and goods receipts.</w:t>
-      </w:r>
-    </w:p>
-    <w:p>
-      <w:pPr>
-        <w:pStyle w:val="Heading1"/>
-      </w:pPr>
-      <w:r>
-        <w:t xml:space="preserve">Technical skills</w:t>
-      </w:r>
-    </w:p>
-    <w:p>
-      <w:r>
-        <w:t xml:space="preserve">Odoo  ·  Python  ·  OWL  ·  FastAPI  ·  JavaScript  ·  PostgreSQL  ·  XML / QWeb  ·  Git</w:t>
       </w:r>
     </w:p>
     <w:p>
@@ -399,7 +500,7 @@
           <w:sz w:val="18"/>
           <w:szCs w:val="18"/>
         </w:rPr>
-        <w:t xml:space="preserve">Universidad de El Salvador</w:t>
+        <w:t xml:space="preserve">Universidad de El Salvador, Graduated</w:t>
       </w:r>
     </w:p>
     <w:p>
@@ -411,8 +512,33 @@
       </w:r>
     </w:p>
     <w:p>
-      <w:r>
-        <w:t xml:space="preserve">Spanish: Native  ·  English: Intermediate</w:t>
+      <w:pPr>
+        <w:spacing w:after="40"/>
+      </w:pPr>
+      <w:r>
+        <w:rPr>
+          <w:b/>
+          <w:bCs/>
+        </w:rPr>
+        <w:t xml:space="preserve">Spanish. </w:t>
+      </w:r>
+      <w:r>
+        <w:t xml:space="preserve">Native.</w:t>
+      </w:r>
+    </w:p>
+    <w:p>
+      <w:pPr>
+        <w:spacing w:after="40"/>
+      </w:pPr>
+      <w:r>
+        <w:rPr>
+          <w:b/>
+          <w:bCs/>
+        </w:rPr>
+        <w:t xml:space="preserve">English. </w:t>
+      </w:r>
+      <w:r>
+        <w:t xml:space="preserve">Intermediate, self-assessed: technical documentation and written communication.</w:t>
       </w:r>
     </w:p>
     <w:sectPr>

--- a/public/cv/Naun_Flores_Resume_EN.docx
+++ b/public/cv/Naun_Flores_Resume_EN.docx
@@ -95,7 +95,7 @@
         </w:rPr>
         <w:t xml:space="preserve"> | </w:t>
       </w:r>
-      <w:hyperlink w:history="1" r:id="rIdwygpwyh215ms-rfkrcs_9">
+      <w:hyperlink w:history="1" r:id="rIdfpydpehqi1ruxuwcz4uvt">
         <w:r>
           <w:rPr>
             <w:color w:val="111316"/>
@@ -113,7 +113,7 @@
         </w:rPr>
         <w:t xml:space="preserve"> | </w:t>
       </w:r>
-      <w:hyperlink w:history="1" r:id="rIdn4ozplsohpdbeuumkxhza">
+      <w:hyperlink w:history="1" r:id="rIdhal2mauegmikaklh8vzgt">
         <w:r>
           <w:rPr>
             <w:color w:val="111316"/>
@@ -131,7 +131,7 @@
         </w:rPr>
         <w:t xml:space="preserve"> | </w:t>
       </w:r>
-      <w:hyperlink w:history="1" r:id="rIdtwd0dzm6pbson_orz_e09">
+      <w:hyperlink w:history="1" r:id="rIdhy0ji-kfmers_hnv_sqc0">
         <w:r>
           <w:rPr>
             <w:color w:val="111316"/>
@@ -149,7 +149,7 @@
         </w:rPr>
         <w:t xml:space="preserve"> | </w:t>
       </w:r>
-      <w:hyperlink w:history="1" r:id="rIddtmsni88q38ynddbra5ug">
+      <w:hyperlink w:history="1" r:id="rIdvwmmtnvafqi7jp7de_4dd">
         <w:r>
           <w:rPr>
             <w:color w:val="111316"/>
@@ -170,7 +170,7 @@
     </w:p>
     <w:p>
       <w:r>
-        <w:t xml:space="preserve">Senior Odoo developer and technical-functional consultant, working with Odoo since 2020. I take companies from process analysis to go-live: requirements, custom development, integrations and data migration. My edge is combining development with functional knowledge of accounting and payroll, so what I build fits how the business really operates, including management and inventory processes in large operations.</w:t>
+        <w:t xml:space="preserve">Senior Odoo developer and technical-functional consultant, working with Odoo since 2020. I lead end-to-end ERP implementations that integrate every area of a company, from accounting, payroll and inventory to sales, purchasing and production, for businesses in El Salvador in manufacturing, import and distribution, restaurants and seafood import. My edge is combining hands-on development with functional knowledge of how those businesses really operate.</w:t>
       </w:r>
     </w:p>
     <w:p>
@@ -222,7 +222,7 @@
         <w:spacing w:after="30"/>
       </w:pPr>
       <w:r>
-        <w:t xml:space="preserve">Lead the development and implementation team, coordinating functional and technical consultants from requirements analysis to go-live.</w:t>
+        <w:t xml:space="preserve">Lead a team of 3 developers and 2 IT support specialists, coordinating development, implementation and support from requirements analysis to go-live.</w:t>
       </w:r>
     </w:p>
     <w:p>
@@ -235,7 +235,7 @@
         <w:spacing w:after="30"/>
       </w:pPr>
       <w:r>
-        <w:t xml:space="preserve">Translate clients’ accounting and payroll processes into Odoo configuration and custom functionality as technical-functional consultant.</w:t>
+        <w:t xml:space="preserve">Deliver end-to-end ERP implementations that integrate every business area for companies in manufacturing, import and distribution, restaurants and seafood import.</w:t>
       </w:r>
     </w:p>
     <w:p>
@@ -248,7 +248,7 @@
         <w:spacing w:after="30"/>
       </w:pPr>
       <w:r>
-        <w:t xml:space="preserve">Implement management and inventory processes for companies with large operations.</w:t>
+        <w:t xml:space="preserve">Translate each client’s processes, from accounting and payroll to inventory and sales, into Odoo configuration and custom functionality as technical-functional consultant.</w:t>
       </w:r>
     </w:p>
     <w:p>
@@ -390,6 +390,11 @@
       </w:r>
     </w:p>
     <w:p>
+      <w:r>
+        <w:t xml:space="preserve">End-to-end integration of every business area in a single ERP, for companies in El Salvador.</w:t>
+      </w:r>
+    </w:p>
+    <w:p>
       <w:pPr>
         <w:spacing w:after="40"/>
       </w:pPr>
@@ -398,10 +403,10 @@
           <w:b/>
           <w:bCs/>
         </w:rPr>
-        <w:t xml:space="preserve">Accounting. </w:t>
-      </w:r>
-      <w:r>
-        <w:t xml:space="preserve">Chart of accounts, journals, bank reconciliation, financial statements and accounting reports.</w:t>
+        <w:t xml:space="preserve">Areas. </w:t>
+      </w:r>
+      <w:r>
+        <w:t xml:space="preserve">Accounting, Payroll, Inventory, Manufacturing, Sales, Purchasing.</w:t>
       </w:r>
     </w:p>
     <w:p>
@@ -413,55 +418,10 @@
           <w:b/>
           <w:bCs/>
         </w:rPr>
-        <w:t xml:space="preserve">Payroll. </w:t>
-      </w:r>
-      <w:r>
-        <w:t xml:space="preserve">Salary rules, earnings and deductions, benefits, social security contributions and payslips.</w:t>
-      </w:r>
-    </w:p>
-    <w:p>
-      <w:pPr>
-        <w:spacing w:after="40"/>
-      </w:pPr>
-      <w:r>
-        <w:rPr>
-          <w:b/>
-          <w:bCs/>
-        </w:rPr>
-        <w:t xml:space="preserve">Inventory. </w:t>
-      </w:r>
-      <w:r>
-        <w:t xml:space="preserve">Stock control and valuation, lot and serial-number traceability, large product catalogues.</w:t>
-      </w:r>
-    </w:p>
-    <w:p>
-      <w:pPr>
-        <w:spacing w:after="40"/>
-      </w:pPr>
-      <w:r>
-        <w:rPr>
-          <w:b/>
-          <w:bCs/>
-        </w:rPr>
-        <w:t xml:space="preserve">Sales. </w:t>
-      </w:r>
-      <w:r>
-        <w:t xml:space="preserve">CRM pipeline, quotations, sales orders and electronic invoicing.</w:t>
-      </w:r>
-    </w:p>
-    <w:p>
-      <w:pPr>
-        <w:spacing w:after="40"/>
-      </w:pPr>
-      <w:r>
-        <w:rPr>
-          <w:b/>
-          <w:bCs/>
-        </w:rPr>
-        <w:t xml:space="preserve">Purchasing. </w:t>
-      </w:r>
-      <w:r>
-        <w:t xml:space="preserve">Purchase requisitions, purchase orders and goods receipts.</w:t>
+        <w:t xml:space="preserve">Sectors. </w:t>
+      </w:r>
+      <w:r>
+        <w:t xml:space="preserve">Manufacturing, Import and distribution, Restaurants, Seafood import.</w:t>
       </w:r>
     </w:p>
     <w:p>
